--- a/assets/downloads/simulation-10/instructions-for-sp-2-sideline-pool-deck.docx
+++ b/assets/downloads/simulation-10/instructions-for-sp-2-sideline-pool-deck.docx
@@ -20,6 +20,7 @@
           <w:sz w:val="40"/>
           <w:szCs w:val="40"/>
         </w:rPr>
+        <w:lastRenderedPageBreak/>
         <w:t/>
       </w:r>
       <w:r>
@@ -85,7 +86,6 @@
           <w:sz w:val="24"/>
           <w:szCs w:val="24"/>
         </w:rPr>
-        <w:lastRenderedPageBreak/>
         <w:t xml:space="preserve">It is </w:t>
       </w:r>
       <w:r>
@@ -183,7 +183,7 @@
       <w:pPr>
         <w:spacing w:after="0" w:line="480" w:lineRule="auto"/>
         <w:rPr>
-          <w:ins w:id="19" w:author="Anna Seaman" w:date="2026-08-12T13:09:00Z" w16du:dateUtc="2026-08-12T18:09:00Z"/>
+          <w:ins w:id="24" w:author="Anna Seaman" w:date="2026-08-12T13:09:00Z" w16du:dateUtc="2026-08-12T18:09:00Z"/>
           <w:rFonts w:ascii="Times New Roman" w:hAnsi="Times New Roman"/>
           <w:color w:val="000000"/>
           <w:sz w:val="24"/>
@@ -360,7 +360,7 @@
           <w:color w:val="000000"/>
           <w:sz w:val="24"/>
           <w:szCs w:val="24"/>
-          <w:rPrChange w:id="20" w:author="Anna Seaman" w:date="2026-08-12T13:12:00Z" w16du:dateUtc="2026-08-12T18:12:00Z">
+          <w:rPrChange w:id="25" w:author="Anna Seaman" w:date="2026-08-12T13:12:00Z" w16du:dateUtc="2026-08-12T18:12:00Z">
             <w:rPr>
               <w:rFonts w:ascii="Times New Roman" w:hAnsi="Times New Roman"/>
               <w:color w:val="000000"/>
@@ -1146,6 +1146,7 @@
                 <w:sz w:val="24"/>
                 <w:szCs w:val="24"/>
               </w:rPr>
+              <w:lastRenderedPageBreak/>
               <w:t>CTC</w:t>
             </w:r>
           </w:p>
@@ -1248,7 +1249,6 @@
                 <w:sz w:val="24"/>
                 <w:szCs w:val="24"/>
               </w:rPr>
-              <w:lastRenderedPageBreak/>
               <w:t>Other</w:t>
             </w:r>
           </w:p>
@@ -2741,7 +2741,17 @@
                 <w:sz w:val="24"/>
                 <w:szCs w:val="24"/>
               </w:rPr>
-              <w:t>Started on repeats and just felt too difficult to get to normal repeat ladder pace</w:t>
+              <w:t xml:space="preserve">Started on repeats and just felt too difficult to get to normal </w:t>
+            </w:r>
+            <w:r>
+              <w:rPr>
+                <w:rFonts w:ascii="Aptos" w:hAnsi="Aptos" w:eastAsia="Aptos" w:cs="Aptos"/>
+                <w:color w:val="000000"/>
+                <w:sz w:val="24"/>
+                <w:szCs w:val="24"/>
+              </w:rPr>
+              <w:lastRenderedPageBreak/>
+              <w:t>repeat ladder pace</w:t>
             </w:r>
           </w:p>
         </w:tc>
@@ -3815,7 +3825,7 @@
         <w:i/>
         <w:sz w:val="18"/>
       </w:rPr>
-      <w:t>Clinical Simulations for the Athletic Trainer HKPropel Access</w:t>
+      <w:t>Clinical Simulations for the Athletic Trainer Instructor Guide</w:t>
     </w:r>
     <w:r>
       <w:rPr>
@@ -7408,6 +7418,7 @@
   <w:style w:type="character" w:default="1" w:styleId="DefaultParagraphFont">
     <w:name w:val="Default Paragraph Font"/>
     <w:uiPriority w:val="1"/>
+    <w:semiHidden/>
     <w:unhideWhenUsed/>
   </w:style>
   <w:style w:type="table" w:default="1" w:styleId="TableNormal">
